--- a/veris bnsp/CV ATS Muhamad Irsyad Nurdin versi bnsp.docx
+++ b/veris bnsp/CV ATS Muhamad Irsyad Nurdin versi bnsp.docx
@@ -609,47 +609,7 @@
           <w:sz w:val="24"/>
           <w:szCs w:val="24"/>
         </w:rPr>
-        <w:t xml:space="preserve">Peserta Pelatihan </w:t>
-      </w:r>
-      <w:r>
-        <w:rPr>
-          <w:rFonts w:asciiTheme="minorHAnsi" w:eastAsia="Georgia" w:hAnsiTheme="minorHAnsi" w:cstheme="minorHAnsi"/>
-          <w:b/>
-          <w:bCs/>
-          <w:sz w:val="24"/>
-          <w:szCs w:val="24"/>
-        </w:rPr>
-        <w:t>Badan Nasional Sertifikasi Profesi</w:t>
-      </w:r>
-      <w:r>
-        <w:rPr>
-          <w:rFonts w:asciiTheme="minorHAnsi" w:eastAsia="Georgia" w:hAnsiTheme="minorHAnsi" w:cstheme="minorHAnsi"/>
-          <w:b/>
-          <w:bCs/>
-          <w:sz w:val="24"/>
-          <w:szCs w:val="24"/>
-        </w:rPr>
-        <w:t xml:space="preserve"> ( </w:t>
-      </w:r>
-      <w:r>
-        <w:rPr>
-          <w:rFonts w:asciiTheme="minorHAnsi" w:eastAsia="Georgia" w:hAnsiTheme="minorHAnsi" w:cstheme="minorHAnsi"/>
-          <w:b/>
-          <w:bCs/>
-          <w:sz w:val="24"/>
-          <w:szCs w:val="24"/>
-        </w:rPr>
-        <w:t>Okupasi Junior Web Programmer</w:t>
-      </w:r>
-      <w:r>
-        <w:rPr>
-          <w:rFonts w:asciiTheme="minorHAnsi" w:eastAsia="Georgia" w:hAnsiTheme="minorHAnsi" w:cstheme="minorHAnsi"/>
-          <w:b/>
-          <w:bCs/>
-          <w:sz w:val="24"/>
-          <w:szCs w:val="24"/>
-        </w:rPr>
-        <w:t xml:space="preserve"> )</w:t>
+        <w:t>Peserta Pelatihan Badan Nasional Sertifikasi Profesi ( Okupasi Junior Web Programmer )</w:t>
       </w:r>
     </w:p>
     <w:p>
@@ -865,7 +825,7 @@
           <w:sz w:val="24"/>
           <w:szCs w:val="24"/>
         </w:rPr>
-        <w:t>Aplikasi "JasKang" - Proyek Penulisan Ilmiah</w:t>
+        <w:t>Aplikasi "JasKang" - Penulisan Ilmiah</w:t>
       </w:r>
     </w:p>
     <w:p>
@@ -934,36 +894,74 @@
           <w:sz w:val="24"/>
           <w:szCs w:val="24"/>
         </w:rPr>
-        <w:t>Aplikasi "KePri" - Proyek Tugas Akhir</w:t>
-      </w:r>
-    </w:p>
-    <w:p>
-      <w:pPr>
-        <w:widowControl w:val="0"/>
-        <w:spacing w:before="120" w:line="240" w:lineRule="auto"/>
-        <w:ind w:right="300"/>
-        <w:jc w:val="both"/>
-        <w:rPr>
-          <w:rFonts w:asciiTheme="minorHAnsi" w:eastAsia="Georgia" w:hAnsiTheme="minorHAnsi" w:cstheme="minorHAnsi"/>
-          <w:sz w:val="24"/>
-          <w:szCs w:val="24"/>
-        </w:rPr>
-      </w:pPr>
-      <w:r>
-        <w:rPr>
-          <w:rFonts w:asciiTheme="minorHAnsi" w:eastAsia="Georgia" w:hAnsiTheme="minorHAnsi" w:cstheme="minorHAnsi"/>
-          <w:sz w:val="24"/>
-          <w:szCs w:val="24"/>
-        </w:rPr>
-        <w:t xml:space="preserve">Juni 2025 – Agustus </w:t>
-      </w:r>
-      <w:r>
-        <w:rPr>
-          <w:rFonts w:asciiTheme="minorHAnsi" w:eastAsia="Georgia" w:hAnsiTheme="minorHAnsi" w:cstheme="minorHAnsi"/>
-          <w:sz w:val="24"/>
-          <w:szCs w:val="24"/>
-        </w:rPr>
-        <w:t>2025</w:t>
+        <w:t>Aplikasi "</w:t>
+      </w:r>
+      <w:r>
+        <w:rPr>
+          <w:rFonts w:asciiTheme="minorHAnsi" w:eastAsia="Georgia" w:hAnsiTheme="minorHAnsi" w:cstheme="minorHAnsi"/>
+          <w:b/>
+          <w:bCs/>
+          <w:sz w:val="24"/>
+          <w:szCs w:val="24"/>
+        </w:rPr>
+        <w:t>SEJAHTERA</w:t>
+      </w:r>
+      <w:r>
+        <w:rPr>
+          <w:rFonts w:asciiTheme="minorHAnsi" w:eastAsia="Georgia" w:hAnsiTheme="minorHAnsi" w:cstheme="minorHAnsi"/>
+          <w:b/>
+          <w:bCs/>
+          <w:sz w:val="24"/>
+          <w:szCs w:val="24"/>
+        </w:rPr>
+        <w:t xml:space="preserve">" - </w:t>
+      </w:r>
+      <w:r>
+        <w:rPr>
+          <w:rFonts w:asciiTheme="minorHAnsi" w:eastAsia="Georgia" w:hAnsiTheme="minorHAnsi" w:cstheme="minorHAnsi"/>
+          <w:b/>
+          <w:bCs/>
+          <w:sz w:val="24"/>
+          <w:szCs w:val="24"/>
+        </w:rPr>
+        <w:t>Bangkit Academy 2024 By Google, Goto &amp; Traveloka (Capstone Project)</w:t>
+      </w:r>
+    </w:p>
+    <w:p>
+      <w:pPr>
+        <w:widowControl w:val="0"/>
+        <w:spacing w:before="120" w:line="240" w:lineRule="auto"/>
+        <w:ind w:right="300"/>
+        <w:jc w:val="both"/>
+        <w:rPr>
+          <w:rFonts w:asciiTheme="minorHAnsi" w:eastAsia="Georgia" w:hAnsiTheme="minorHAnsi" w:cstheme="minorHAnsi"/>
+          <w:sz w:val="24"/>
+          <w:szCs w:val="24"/>
+        </w:rPr>
+      </w:pPr>
+      <w:r>
+        <w:rPr>
+          <w:rFonts w:asciiTheme="minorHAnsi" w:eastAsia="Georgia" w:hAnsiTheme="minorHAnsi" w:cstheme="minorHAnsi"/>
+          <w:sz w:val="24"/>
+          <w:szCs w:val="24"/>
+        </w:rPr>
+        <w:t>September 2024</w:t>
+      </w:r>
+      <w:r>
+        <w:rPr>
+          <w:rFonts w:asciiTheme="minorHAnsi" w:eastAsia="Georgia" w:hAnsiTheme="minorHAnsi" w:cstheme="minorHAnsi"/>
+          <w:sz w:val="24"/>
+          <w:szCs w:val="24"/>
+        </w:rPr>
+        <w:t xml:space="preserve"> – </w:t>
+      </w:r>
+      <w:r>
+        <w:rPr>
+          <w:rFonts w:asciiTheme="minorHAnsi" w:eastAsia="Georgia" w:hAnsiTheme="minorHAnsi" w:cstheme="minorHAnsi"/>
+          <w:sz w:val="24"/>
+          <w:szCs w:val="24"/>
+        </w:rPr>
+        <w:t>Januari 2025</w:t>
       </w:r>
     </w:p>
     <w:p>
